--- a/8.1.4.3-cikly/kz/sabak-zhospary-8.1.4.3-kz.docx
+++ b/8.1.4.3-cikly/kz/sabak-zhospary-8.1.4.3-kz.docx
@@ -2703,7 +2703,7 @@
                 <w:sz w:val="22"/>
                 <w:szCs w:val="22"/>
               </w:rPr>
-              <w:t xml:space="preserve">Үлестірме парақтың тапсырмалары жеңілден күрделіге қарай берілген; 5-тапсырма — A (барлығына), B және C (дайындығына қарай) деңгейлері. Қиналған оқушыларға парақтың бірінші бетіндегі жадынаманы және 5–8-слайдтардағы мысалдарды пайдалану ұсынылады. Тез орындаған оқушылар 5-тапсырманы екінші циклмен (for ↔ while) шығарады.</w:t>
+              <w:t xml:space="preserve">Үлестірме парақ 4 нұсқада (қатар отырған оқушылар әртүрлі нұсқа алады). Тапсырмалар жеңілден күрделіге қарай берілген; 5-тапсырма — A (барлығына), B және C (дайындығына қарай) деңгейлері. Қиналған оқушыларға парақтың бірінші бетіндегі жадынаманы және 5–8-слайдтардағы мысалдарды пайдалану ұсынылады. Тез орындаған оқушылар 5-тапсырманы екінші циклмен (for ↔ while) шығарады.</w:t>
             </w:r>
           </w:p>
         </w:tc>

--- a/8.1.4.3-cikly/kz/sabak-zhospary-8.1.4.3-kz.docx
+++ b/8.1.4.3-cikly/kz/sabak-zhospary-8.1.4.3-kz.docx
@@ -4570,7 +4570,7 @@
           <w:sz w:val="22"/>
           <w:szCs w:val="22"/>
         </w:rPr>
-        <w:t xml:space="preserve">Маңызды: веб-ресурста есептерге 80 минут берілген, ал 2-сабақтың жоспарында — 56 минут (20–76 мин). Оқушылар сабақтың соңында жұмысты «Жұмысты аяқтау» батырмасымен аяқтайды. Таймер сабақпен сәйкес болуы керек болса, web/config.js файлында CODE_MIN = 56 деп қойыңыз.</w:t>
+        <w:t xml:space="preserve">Веб-ресурста есептерге 80 минут берілген (таймер қормен). Қосарланған сабақ ішінде есептер 56 минут шығарылады (20–76 мин), содан кейін оқушылар «Жұмысты аяқтау» батырмасын басады. Бетті жаппай көбірек уақыт беруге мүмкіндік болса, таймер 80 минутқа дейін жұмыс істеуге мүмкіндік береді.</w:t>
       </w:r>
     </w:p>
     <w:sectPr>

--- a/8.1.4.3-cikly/kz/sabak-zhospary-8.1.4.3-kz.docx
+++ b/8.1.4.3-cikly/kz/sabak-zhospary-8.1.4.3-kz.docx
@@ -3842,7 +3842,7 @@
                 <w:sz w:val="22"/>
                 <w:szCs w:val="22"/>
               </w:rPr>
-              <w:t xml:space="preserve">cikly-8.1.4.3.html файлын ашып, толық экранға жаюды сұрайды. Ережелерді еске салады: толық экран режимінен шығуға, терезені ауыстыруға және бетті жабуға болмайды — жұмыс бірден аяқталады.</w:t>
+              <w:t xml:space="preserve">cikly-8.1.4.3.html файлын ашып, «Бастау (толық экранда)» батырмасын басуды сұрайды. Ережелерді еске салады: толық экран режимінен шығу, терезені ауыстыру, бетті қайта жүктеу — ереже бұзу (теорияны оқу кезінде де); алғашқы екеуіне ескерту беріледі, үшіншісінен кейін жұмыс аяқталады.</w:t>
             </w:r>
           </w:p>
         </w:tc>
@@ -4262,7 +4262,7 @@
                 <w:sz w:val="22"/>
                 <w:szCs w:val="22"/>
               </w:rPr>
-              <w:t xml:space="preserve">Оқушылар жұмысты «Жұмысты аяқтау» батырмасымен аяқтайды; мұғалім экрандардан балдарды жазып алады (нәтиже 5 минут көрінеді). Талқылау: қай есеп ең қиын болды және неліктен.</w:t>
+              <w:t xml:space="preserve">Оқушылар жұмысты «Жұмысты аяқтау» батырмасымен аяқтайды; мұғалім экрандардан балдарды жазып алады (нәтиже 4 минут көрінеді, содан кейін бастапқы бет ашылады). Талқылау: қай есеп ең қиын болды және неліктен.</w:t>
             </w:r>
           </w:p>
         </w:tc>
@@ -4555,7 +4555,7 @@
           <w:sz w:val="22"/>
           <w:szCs w:val="22"/>
         </w:rPr>
-        <w:t xml:space="preserve">Сабақ алдында: web/standalone/cikly-8.1.4.3.html файлын оқушылардың компьютерлеріне көшіріңіз. Сол компьютерде жаңа жұмыс бастау үшін мұғалімнің құпиясөзі — 2026. Уақыт (тест — бір әрекетке 15 минут, код жазу есептері — 80 минут), әрекет саны және өту балы web/config.js файлында өзгертіледі; өзгерткеннен кейін файл қайта жиналады (node web/tools/build-standalone.js).</w:t>
+        <w:t xml:space="preserve">Сабақ алдында: web/standalone/cikly-8.1.4.3.html файлын оқушылардың компьютерлеріне көшіріңіз. Сол компьютерде жаңа жұмыс құпиясөзсіз басталады: «Осы компьютерде жаңа жұмыс» батырмасымен немесе нәтижеден 4 минут өткен соң автоматты түрде. Уақыт (тест — бір әрекетке 15 минут, код жазу есептері — 80 минут), әрекет саны, өту балы және рұқсат етілген бұзушылық саны web/config.js файлында өзгертіледі; өзгерткеннен кейін файл қайта жиналады (node web/tools/build-standalone.js).</w:t>
       </w:r>
     </w:p>
     <w:p>
